--- a/resources/章末综合检测（二）　静电场中的能量.docx
+++ b/resources/章末综合检测（二）　静电场中的能量.docx
@@ -10,16 +10,16 @@
         <w:jc w:val="center"/>
         <w:rPr>
           <w:b/>
-          <w:sz w:val="30"/>
-          <w:szCs w:val="30"/>
+          <w:sz w:val="28"/>
+          <w:szCs w:val="28"/>
         </w:rPr>
       </w:pPr>
       <w:r>
         <w:rPr>
           <w:rFonts w:eastAsia="SimHei"/>
           <w:b/>
-          <w:sz w:val="30"/>
-          <w:szCs w:val="30"/>
+          <w:sz w:val="28"/>
+          <w:szCs w:val="28"/>
         </w:rPr>
         <w:t>章末综合检测</w:t>
       </w:r>
@@ -27,8 +27,8 @@
         <w:rPr>
           <w:rFonts w:ascii="SimSun" w:hAnsi="SimSun"/>
           <w:b/>
-          <w:sz w:val="30"/>
-          <w:szCs w:val="30"/>
+          <w:sz w:val="28"/>
+          <w:szCs w:val="28"/>
         </w:rPr>
         <w:t>（</w:t>
       </w:r>
@@ -36,8 +36,8 @@
         <w:rPr>
           <w:rFonts w:eastAsia="SimHei"/>
           <w:b/>
-          <w:sz w:val="30"/>
-          <w:szCs w:val="30"/>
+          <w:sz w:val="28"/>
+          <w:szCs w:val="28"/>
         </w:rPr>
         <w:t>二</w:t>
       </w:r>
@@ -45,16 +45,16 @@
         <w:rPr>
           <w:rFonts w:ascii="SimSun" w:hAnsi="SimSun"/>
           <w:b/>
-          <w:sz w:val="30"/>
-          <w:szCs w:val="30"/>
+          <w:sz w:val="28"/>
+          <w:szCs w:val="28"/>
         </w:rPr>
         <w:t>）</w:t>
       </w:r>
       <w:r>
         <w:rPr>
           <w:b/>
-          <w:sz w:val="30"/>
-          <w:szCs w:val="30"/>
+          <w:sz w:val="28"/>
+          <w:szCs w:val="28"/>
         </w:rPr>
         <w:t xml:space="preserve">　</w:t>
       </w:r>
@@ -62,8 +62,8 @@
         <w:rPr>
           <w:rFonts w:eastAsia="SimHei"/>
           <w:b/>
-          <w:sz w:val="30"/>
-          <w:szCs w:val="30"/>
+          <w:sz w:val="28"/>
+          <w:szCs w:val="28"/>
         </w:rPr>
         <w:t>静电场中的能量</w:t>
       </w:r>
@@ -4210,7 +4210,6 @@
           <w:sz w:val="21"/>
           <w:szCs w:val="21"/>
         </w:rPr>
-        <w:lastRenderedPageBreak/>
         <w:t>A'C'</w:t>
       </w:r>
       <w:r>
@@ -4294,6 +4293,7 @@
           <w:sz w:val="21"/>
           <w:szCs w:val="21"/>
         </w:rPr>
+        <w:lastRenderedPageBreak/>
         <w:drawing>
           <wp:inline distT="0" distB="0" distL="0" distR="0" wp14:anchorId="6DA475C2" wp14:editId="59468751">
             <wp:extent cx="928591" cy="1036320"/>
@@ -5624,15 +5624,7 @@
           <w:sz w:val="21"/>
           <w:szCs w:val="21"/>
         </w:rPr>
-        <w:t>工作原理图可简化为如图所</w:t>
-      </w:r>
-      <w:r>
-        <w:rPr>
-          <w:rFonts w:hint="eastAsia"/>
-          <w:sz w:val="21"/>
-          <w:szCs w:val="21"/>
-        </w:rPr>
-        <w:t>示</w:t>
+        <w:t>工作原理图可简化为如图所示</w:t>
       </w:r>
       <w:r>
         <w:rPr>
@@ -7386,6 +7378,7 @@
         <w:snapToGrid w:val="0"/>
         <w:spacing w:line="360" w:lineRule="auto"/>
         <w:rPr>
+          <w:rFonts w:hint="eastAsia"/>
           <w:sz w:val="21"/>
           <w:szCs w:val="21"/>
         </w:rPr>
@@ -7395,7 +7388,6 @@
           <w:sz w:val="21"/>
           <w:szCs w:val="21"/>
         </w:rPr>
-        <w:lastRenderedPageBreak/>
         <w:t>C</w:t>
       </w:r>
       <w:r>
@@ -7477,6 +7469,7 @@
           <w:sz w:val="21"/>
           <w:szCs w:val="21"/>
         </w:rPr>
+        <w:lastRenderedPageBreak/>
         <w:t>D</w:t>
       </w:r>
       <w:r>
@@ -9110,15 +9103,7 @@
           <w:sz w:val="21"/>
           <w:szCs w:val="21"/>
         </w:rPr>
-        <w:t>通过电</w:t>
-      </w:r>
-      <w:r>
-        <w:rPr>
-          <w:rFonts w:hint="eastAsia"/>
-          <w:sz w:val="21"/>
-          <w:szCs w:val="21"/>
-        </w:rPr>
-        <w:t>流表的电流方向向</w:t>
+        <w:t>通过电流表的电流方向向</w:t>
       </w:r>
       <w:r>
         <w:rPr>
@@ -11128,7 +11113,6 @@
           <w:sz w:val="21"/>
           <w:szCs w:val="21"/>
         </w:rPr>
-        <w:lastRenderedPageBreak/>
         <w:t>（</w:t>
       </w:r>
       <w:r>
@@ -11337,6 +11321,7 @@
           <w:sz w:val="21"/>
           <w:szCs w:val="21"/>
         </w:rPr>
+        <w:lastRenderedPageBreak/>
         <w:t>15</w:t>
       </w:r>
       <w:r>
@@ -12309,6 +12294,7 @@
         <w:docPartUnique/>
       </w:docPartObj>
     </w:sdtPr>
+    <w:sdtEndPr/>
     <w:sdtContent>
       <w:sdt>
         <w:sdtPr>
@@ -12318,6 +12304,7 @@
             <w:docPartUnique/>
           </w:docPartObj>
         </w:sdtPr>
+        <w:sdtEndPr/>
         <w:sdtContent>
           <w:p>
             <w:pPr>
@@ -12476,7 +12463,7 @@
       <w:rPr>
         <w:noProof/>
       </w:rPr>
-      <w:pict w14:anchorId="5886EF6F">
+      <w:pict w14:anchorId="3681C49B">
         <v:shapetype id="_x0000_t136" coordsize="21600,21600" o:spt="136" adj="10800" path="m@7,l@8,m@5,21600l@6,21600e">
           <v:formulas>
             <v:f eqn="sum #0 0 10800"/>
@@ -14092,6 +14079,17 @@
 </file>
 
 <file path=customXml/item1.xml><?xml version="1.0" encoding="utf-8"?>
+<cxp:PackageInfo xmlns:cxp="http://www.founder.com/2010/customXmlParts">
+  <LabelTrees>
+    <LabelTree customXmlPartId="{4B3307D3-B2C9-4FF8-8CBB-8B9570B3AA04}"/>
+  </LabelTrees>
+  <MaterialLists>
+    <MaterialList customXmlPartId="{5505690D-EC57-40c0-9652-C948A28899F0}"/>
+  </MaterialLists>
+</cxp:PackageInfo>
+</file>
+
+<file path=customXml/item2.xml><?xml version="1.0" encoding="utf-8"?>
 <CoverPageProperties xmlns="http://schemas.microsoft.com/office/2006/coverPageProps">
   <PublishDate>2009-03-09T00:00:00</PublishDate>
   <Abstract/>
@@ -14102,18 +14100,12 @@
 </CoverPageProperties>
 </file>
 
-<file path=customXml/item2.xml><?xml version="1.0" encoding="utf-8"?>
-<cxp:PackageInfo xmlns:cxp="http://www.founder.com/2010/customXmlParts">
-  <LabelTrees>
-    <LabelTree customXmlPartId="{4B3307D3-B2C9-4FF8-8CBB-8B9570B3AA04}"/>
-  </LabelTrees>
-  <MaterialLists>
-    <MaterialList customXmlPartId="{5505690D-EC57-40c0-9652-C948A28899F0}"/>
-  </MaterialLists>
-</cxp:PackageInfo>
+<file path=customXml/item3.xml><?xml version="1.0" encoding="utf-8"?>
+<dp:LabelRoot xmlns:dp="http://www.founder.com/2010/digitalPublish/labelTree" tagType="contentCtrl">
+</dp:LabelRoot>
 </file>
 
-<file path=customXml/item3.xml><?xml version="1.0" encoding="utf-8"?>
+<file path=customXml/item4.xml><?xml version="1.0" encoding="utf-8"?>
 <dp:MaterialRoot xmlns:dp="http://www.founder.com/2010/digitalPublish/labelTree">
   <dp:innerMaterials>
     <dp:innerMaterial type="image" uid="2147484841">
@@ -15383,12 +15375,15 @@
 </dp:MaterialRoot>
 </file>
 
-<file path=customXml/item4.xml><?xml version="1.0" encoding="utf-8"?>
-<dp:LabelRoot xmlns:dp="http://www.founder.com/2010/digitalPublish/labelTree" tagType="contentCtrl">
-</dp:LabelRoot>
+<file path=customXml/itemProps1.xml><?xml version="1.0" encoding="utf-8"?>
+<ds:datastoreItem xmlns:ds="http://schemas.openxmlformats.org/officeDocument/2006/customXml" ds:itemID="{A6139CF6-5931-4AE5-A712-2A5998365C5A}">
+  <ds:schemaRefs>
+    <ds:schemaRef ds:uri="http://www.founder.com/2010/customXmlParts"/>
+  </ds:schemaRefs>
+</ds:datastoreItem>
 </file>
 
-<file path=customXml/itemProps1.xml><?xml version="1.0" encoding="utf-8"?>
+<file path=customXml/itemProps2.xml><?xml version="1.0" encoding="utf-8"?>
 <ds:datastoreItem xmlns:ds="http://schemas.openxmlformats.org/officeDocument/2006/customXml" ds:itemID="{F8788689-C533-4448-945B-12F4B397B557}">
   <ds:schemaRefs>
     <ds:schemaRef ds:uri="http://schemas.microsoft.com/office/2006/coverPageProps"/>
@@ -15396,16 +15391,8 @@
 </ds:datastoreItem>
 </file>
 
-<file path=customXml/itemProps2.xml><?xml version="1.0" encoding="utf-8"?>
-<ds:datastoreItem xmlns:ds="http://schemas.openxmlformats.org/officeDocument/2006/customXml" ds:itemID="{A6139CF6-5931-4AE5-A712-2A5998365C5A}">
-  <ds:schemaRefs>
-    <ds:schemaRef ds:uri="http://www.founder.com/2010/customXmlParts"/>
-  </ds:schemaRefs>
-</ds:datastoreItem>
-</file>
-
 <file path=customXml/itemProps3.xml><?xml version="1.0" encoding="utf-8"?>
-<ds:datastoreItem xmlns:ds="http://schemas.openxmlformats.org/officeDocument/2006/customXml" ds:itemID="{5505690D-EC57-40C0-9652-C948A28899F0}">
+<ds:datastoreItem xmlns:ds="http://schemas.openxmlformats.org/officeDocument/2006/customXml" ds:itemID="{4B3307D3-B2C9-4FF8-8CBB-8B9570B3AA04}">
   <ds:schemaRefs>
     <ds:schemaRef ds:uri="http://www.founder.com/2010/digitalPublish/labelTree"/>
   </ds:schemaRefs>
@@ -15413,7 +15400,7 @@
 </file>
 
 <file path=customXml/itemProps4.xml><?xml version="1.0" encoding="utf-8"?>
-<ds:datastoreItem xmlns:ds="http://schemas.openxmlformats.org/officeDocument/2006/customXml" ds:itemID="{4B3307D3-B2C9-4FF8-8CBB-8B9570B3AA04}">
+<ds:datastoreItem xmlns:ds="http://schemas.openxmlformats.org/officeDocument/2006/customXml" ds:itemID="{5505690D-EC57-40C0-9652-C948A28899F0}">
   <ds:schemaRefs>
     <ds:schemaRef ds:uri="http://www.founder.com/2010/digitalPublish/labelTree"/>
   </ds:schemaRefs>
